--- a/backend/apps/operaciones/templates/Proios_Cotizacion_Quimicos_TEMPLATE_ES.docx
+++ b/backend/apps/operaciones/templates/Proios_Cotizacion_Quimicos_TEMPLATE_ES.docx
@@ -560,6 +560,7 @@
                 <w:rFonts w:ascii="Tahoma" w:hAnsi="Tahoma" w:cs="Tahoma"/>
               </w:rPr>
             </w:pPr>
+            <w:proofErr w:type="spellStart"/>
             <w:r>
               <w:rPr>
                 <w:rFonts w:ascii="Tahoma" w:hAnsi="Tahoma" w:cs="Tahoma"/>
@@ -568,8 +569,9 @@
                 <w:sz w:val="17"/>
                 <w:szCs w:val="17"/>
               </w:rPr>
-              <w:t>Cantidad</w:t>
-            </w:r>
+              <w:t>Cant</w:t>
+            </w:r>
+            <w:proofErr w:type="spellEnd"/>
           </w:p>
         </w:tc>
         <w:tc>
@@ -1188,8 +1190,6 @@
           <w:rFonts w:ascii="Tahoma" w:hAnsi="Tahoma" w:cs="Tahoma"/>
         </w:rPr>
       </w:pPr>
-    </w:p>
-    <w:p>
       <w:r>
         <w:t xml:space="preserve">{%p </w:t>
       </w:r>
@@ -1202,6 +1202,7 @@
         <w:t xml:space="preserve"> expensas %}</w:t>
       </w:r>
     </w:p>
+    <w:p/>
     <w:tbl>
       <w:tblPr>
         <w:tblW w:w="9356" w:type="dxa"/>
@@ -1979,13 +1980,7 @@
     </w:p>
     <w:p>
       <w:pPr>
-        <w:spacing w:before="240" w:after="90"/>
-      </w:pPr>
-    </w:p>
-    <w:p>
-      <w:pPr>
-        <w:keepNext/>
-        <w:keepLines/>
+        <w:widowControl w:val="0"/>
         <w:spacing w:before="240" w:after="90"/>
         <w:rPr>
           <w:rFonts w:ascii="Tahoma" w:hAnsi="Tahoma" w:cs="Tahoma"/>
@@ -2000,7 +1995,7 @@
       <w:tblPr>
         <w:tblpPr w:leftFromText="141" w:rightFromText="141" w:vertAnchor="text" w:horzAnchor="margin" w:tblpXSpec="right" w:tblpY="-91"/>
         <w:tblOverlap w:val="never"/>
-        <w:tblW w:w="3000" w:type="dxa"/>
+        <w:tblW w:w="3686" w:type="dxa"/>
         <w:tblCellMar>
           <w:left w:w="10" w:type="dxa"/>
           <w:right w:w="10" w:type="dxa"/>
@@ -2008,8 +2003,8 @@
         <w:tblLook w:val="04A0" w:firstRow="1" w:lastRow="0" w:firstColumn="1" w:lastColumn="0" w:noHBand="0" w:noVBand="1"/>
       </w:tblPr>
       <w:tblGrid>
-        <w:gridCol w:w="1424"/>
-        <w:gridCol w:w="1576"/>
+        <w:gridCol w:w="1701"/>
+        <w:gridCol w:w="1985"/>
       </w:tblGrid>
       <w:tr>
         <w:trPr>
@@ -2017,47 +2012,43 @@
         </w:trPr>
         <w:tc>
           <w:tcPr>
-            <w:tcW w:w="1424" w:type="dxa"/>
-            <w:tcMar>
-              <w:top w:w="70" w:type="dxa"/>
-              <w:left w:w="0" w:type="dxa"/>
-              <w:bottom w:w="70" w:type="dxa"/>
-              <w:right w:w="140" w:type="dxa"/>
-            </w:tcMar>
-          </w:tcPr>
-          <w:p>
-            <w:pPr>
-              <w:keepNext/>
-              <w:keepLines/>
-              <w:jc w:val="right"/>
-              <w:rPr>
-                <w:rFonts w:ascii="Tahoma" w:hAnsi="Tahoma" w:cs="Tahoma"/>
-              </w:rPr>
-            </w:pPr>
-            <w:r>
-              <w:rPr>
-                <w:rFonts w:ascii="Tahoma" w:hAnsi="Tahoma" w:cs="Tahoma"/>
-                <w:sz w:val="19"/>
-                <w:szCs w:val="19"/>
-              </w:rPr>
-              <w:t>VAT</w:t>
-            </w:r>
-          </w:p>
-        </w:tc>
-        <w:tc>
-          <w:tcPr>
-            <w:tcW w:w="1576" w:type="dxa"/>
-            <w:tcMar>
-              <w:top w:w="70" w:type="dxa"/>
-              <w:left w:w="0" w:type="dxa"/>
-              <w:bottom w:w="70" w:type="dxa"/>
-              <w:right w:w="140" w:type="dxa"/>
-            </w:tcMar>
-          </w:tcPr>
-          <w:p>
-            <w:pPr>
-              <w:keepNext/>
-              <w:keepLines/>
+            <w:tcW w:w="1701" w:type="dxa"/>
+            <w:tcMar>
+              <w:top w:w="70" w:type="dxa"/>
+              <w:left w:w="0" w:type="dxa"/>
+              <w:bottom w:w="70" w:type="dxa"/>
+              <w:right w:w="140" w:type="dxa"/>
+            </w:tcMar>
+          </w:tcPr>
+          <w:p>
+            <w:pPr>
+              <w:widowControl w:val="0"/>
+              <w:rPr>
+                <w:rFonts w:ascii="Tahoma" w:hAnsi="Tahoma" w:cs="Tahoma"/>
+              </w:rPr>
+            </w:pPr>
+            <w:r>
+              <w:rPr>
+                <w:rFonts w:ascii="Tahoma" w:hAnsi="Tahoma" w:cs="Tahoma"/>
+              </w:rPr>
+              <w:lastRenderedPageBreak/>
+              <w:t>IVA</w:t>
+            </w:r>
+          </w:p>
+        </w:tc>
+        <w:tc>
+          <w:tcPr>
+            <w:tcW w:w="1985" w:type="dxa"/>
+            <w:tcMar>
+              <w:top w:w="70" w:type="dxa"/>
+              <w:left w:w="0" w:type="dxa"/>
+              <w:bottom w:w="70" w:type="dxa"/>
+              <w:right w:w="140" w:type="dxa"/>
+            </w:tcMar>
+          </w:tcPr>
+          <w:p>
+            <w:pPr>
+              <w:widowControl w:val="0"/>
               <w:jc w:val="right"/>
               <w:rPr>
                 <w:rFonts w:ascii="Tahoma" w:hAnsi="Tahoma" w:cs="Tahoma"/>
@@ -2092,92 +2083,91 @@
         </w:trPr>
         <w:tc>
           <w:tcPr>
-            <w:tcW w:w="1424" w:type="dxa"/>
-            <w:tcBorders>
-              <w:top w:val="single" w:sz="12" w:space="0" w:color="1394B1"/>
-            </w:tcBorders>
-            <w:tcMar>
-              <w:top w:w="70" w:type="dxa"/>
-              <w:left w:w="0" w:type="dxa"/>
-              <w:bottom w:w="70" w:type="dxa"/>
-              <w:right w:w="140" w:type="dxa"/>
-            </w:tcMar>
-          </w:tcPr>
-          <w:p>
-            <w:pPr>
-              <w:keepNext/>
-              <w:keepLines/>
+            <w:tcW w:w="1701" w:type="dxa"/>
+            <w:tcMar>
+              <w:top w:w="70" w:type="dxa"/>
+              <w:left w:w="0" w:type="dxa"/>
+              <w:bottom w:w="70" w:type="dxa"/>
+              <w:right w:w="140" w:type="dxa"/>
+            </w:tcMar>
+          </w:tcPr>
+          <w:p>
+            <w:pPr>
+              <w:widowControl w:val="0"/>
+              <w:rPr>
+                <w:rFonts w:ascii="Tahoma" w:hAnsi="Tahoma" w:cs="Tahoma"/>
+              </w:rPr>
+            </w:pPr>
+            <w:r>
+              <w:rPr>
+                <w:rFonts w:ascii="Tahoma" w:hAnsi="Tahoma" w:cs="Tahoma"/>
+              </w:rPr>
+              <w:t>{%</w:t>
+            </w:r>
+            <w:proofErr w:type="spellStart"/>
+            <w:r>
+              <w:rPr>
+                <w:rFonts w:ascii="Tahoma" w:hAnsi="Tahoma" w:cs="Tahoma"/>
+              </w:rPr>
+              <w:t>tr</w:t>
+            </w:r>
+            <w:proofErr w:type="spellEnd"/>
+            <w:r>
+              <w:rPr>
+                <w:rFonts w:ascii="Tahoma" w:hAnsi="Tahoma" w:cs="Tahoma"/>
+              </w:rPr>
+              <w:t xml:space="preserve"> </w:t>
+            </w:r>
+            <w:proofErr w:type="spellStart"/>
+            <w:r>
+              <w:rPr>
+                <w:rFonts w:ascii="Tahoma" w:hAnsi="Tahoma" w:cs="Tahoma"/>
+              </w:rPr>
+              <w:t>if</w:t>
+            </w:r>
+            <w:proofErr w:type="spellEnd"/>
+            <w:r>
+              <w:rPr>
+                <w:rFonts w:ascii="Tahoma" w:hAnsi="Tahoma" w:cs="Tahoma"/>
+              </w:rPr>
+              <w:t xml:space="preserve"> </w:t>
+            </w:r>
+            <w:proofErr w:type="spellStart"/>
+            <w:r>
+              <w:rPr>
+                <w:rFonts w:ascii="Tahoma" w:hAnsi="Tahoma" w:cs="Tahoma"/>
+              </w:rPr>
+              <w:t>has_discount</w:t>
+            </w:r>
+            <w:proofErr w:type="spellEnd"/>
+            <w:r>
+              <w:rPr>
+                <w:rFonts w:ascii="Tahoma" w:hAnsi="Tahoma" w:cs="Tahoma"/>
+              </w:rPr>
+              <w:t>%}</w:t>
+            </w:r>
+          </w:p>
+        </w:tc>
+        <w:tc>
+          <w:tcPr>
+            <w:tcW w:w="1985" w:type="dxa"/>
+            <w:tcMar>
+              <w:top w:w="70" w:type="dxa"/>
+              <w:left w:w="0" w:type="dxa"/>
+              <w:bottom w:w="70" w:type="dxa"/>
+              <w:right w:w="140" w:type="dxa"/>
+            </w:tcMar>
+          </w:tcPr>
+          <w:p>
+            <w:pPr>
+              <w:widowControl w:val="0"/>
               <w:jc w:val="right"/>
               <w:rPr>
                 <w:rFonts w:ascii="Tahoma" w:hAnsi="Tahoma" w:cs="Tahoma"/>
-              </w:rPr>
-            </w:pPr>
-            <w:r>
-              <w:rPr>
-                <w:rFonts w:ascii="Tahoma" w:hAnsi="Tahoma" w:cs="Tahoma"/>
-                <w:b/>
-                <w:bCs/>
                 <w:sz w:val="22"/>
                 <w:szCs w:val="22"/>
               </w:rPr>
-              <w:t>TOTAL</w:t>
-            </w:r>
-          </w:p>
-        </w:tc>
-        <w:tc>
-          <w:tcPr>
-            <w:tcW w:w="1576" w:type="dxa"/>
-            <w:tcBorders>
-              <w:top w:val="single" w:sz="12" w:space="0" w:color="1394B1"/>
-            </w:tcBorders>
-            <w:tcMar>
-              <w:top w:w="70" w:type="dxa"/>
-              <w:left w:w="0" w:type="dxa"/>
-              <w:bottom w:w="70" w:type="dxa"/>
-              <w:right w:w="140" w:type="dxa"/>
-            </w:tcMar>
-          </w:tcPr>
-          <w:p>
-            <w:pPr>
-              <w:keepNext/>
-              <w:keepLines/>
-              <w:jc w:val="right"/>
-              <w:rPr>
-                <w:rFonts w:ascii="Tahoma" w:hAnsi="Tahoma" w:cs="Tahoma"/>
-              </w:rPr>
-            </w:pPr>
-            <w:r>
-              <w:rPr>
-                <w:rFonts w:ascii="Tahoma" w:hAnsi="Tahoma" w:cs="Tahoma"/>
-                <w:b/>
-                <w:bCs/>
-                <w:sz w:val="22"/>
-                <w:szCs w:val="22"/>
-              </w:rPr>
-              <w:t xml:space="preserve">        {{moneda</w:t>
-            </w:r>
-            <w:proofErr w:type="gramStart"/>
-            <w:r>
-              <w:rPr>
-                <w:rFonts w:ascii="Tahoma" w:hAnsi="Tahoma" w:cs="Tahoma"/>
-                <w:b/>
-                <w:bCs/>
-                <w:sz w:val="22"/>
-                <w:szCs w:val="22"/>
-              </w:rPr>
-              <w:t xml:space="preserve">}}   </w:t>
-            </w:r>
-            <w:proofErr w:type="gramEnd"/>
-            <w:r>
-              <w:rPr>
-                <w:rFonts w:ascii="Tahoma" w:hAnsi="Tahoma" w:cs="Tahoma"/>
-                <w:b/>
-                <w:bCs/>
-                <w:sz w:val="22"/>
-                <w:szCs w:val="22"/>
-              </w:rPr>
-              <w:t xml:space="preserve">                                                                                                                  {{total}}</w:t>
-            </w:r>
+            </w:pPr>
           </w:p>
         </w:tc>
       </w:tr>
@@ -2187,35 +2177,268 @@
         </w:trPr>
         <w:tc>
           <w:tcPr>
-            <w:tcW w:w="1424" w:type="dxa"/>
+            <w:tcW w:w="1701" w:type="dxa"/>
+            <w:tcMar>
+              <w:top w:w="70" w:type="dxa"/>
+              <w:left w:w="0" w:type="dxa"/>
+              <w:bottom w:w="70" w:type="dxa"/>
+              <w:right w:w="140" w:type="dxa"/>
+            </w:tcMar>
+          </w:tcPr>
+          <w:p>
+            <w:pPr>
+              <w:widowControl w:val="0"/>
+              <w:rPr>
+                <w:rFonts w:ascii="Tahoma" w:hAnsi="Tahoma" w:cs="Tahoma"/>
+                <w:sz w:val="19"/>
+                <w:szCs w:val="19"/>
+              </w:rPr>
+            </w:pPr>
+            <w:r>
+              <w:rPr>
+                <w:rFonts w:ascii="Tahoma" w:hAnsi="Tahoma" w:cs="Tahoma"/>
+              </w:rPr>
+              <w:t>Descuento</w:t>
+            </w:r>
+          </w:p>
+        </w:tc>
+        <w:tc>
+          <w:tcPr>
+            <w:tcW w:w="1985" w:type="dxa"/>
+            <w:tcMar>
+              <w:top w:w="70" w:type="dxa"/>
+              <w:left w:w="0" w:type="dxa"/>
+              <w:bottom w:w="70" w:type="dxa"/>
+              <w:right w:w="140" w:type="dxa"/>
+            </w:tcMar>
+          </w:tcPr>
+          <w:p>
+            <w:pPr>
+              <w:widowControl w:val="0"/>
+              <w:jc w:val="right"/>
+              <w:rPr>
+                <w:rFonts w:ascii="Tahoma" w:hAnsi="Tahoma" w:cs="Tahoma"/>
+              </w:rPr>
+            </w:pPr>
+            <w:r>
+              <w:rPr>
+                <w:rFonts w:ascii="Tahoma" w:hAnsi="Tahoma" w:cs="Tahoma"/>
+                <w:sz w:val="22"/>
+                <w:szCs w:val="22"/>
+              </w:rPr>
+              <w:t>{{off</w:t>
+            </w:r>
+            <w:r>
+              <w:rPr>
+                <w:rFonts w:ascii="Tahoma" w:hAnsi="Tahoma" w:cs="Tahoma"/>
+                <w:sz w:val="22"/>
+                <w:szCs w:val="22"/>
+              </w:rPr>
+              <w:t>}}</w:t>
+            </w:r>
+            <w:r>
+              <w:rPr>
+                <w:rFonts w:ascii="Tahoma" w:hAnsi="Tahoma" w:cs="Tahoma"/>
+                <w:sz w:val="22"/>
+                <w:szCs w:val="22"/>
+              </w:rPr>
+              <w:t xml:space="preserve"> </w:t>
+            </w:r>
+          </w:p>
+        </w:tc>
+      </w:tr>
+      <w:tr>
+        <w:trPr>
+          <w:cantSplit/>
+        </w:trPr>
+        <w:tc>
+          <w:tcPr>
+            <w:tcW w:w="1701" w:type="dxa"/>
+            <w:tcMar>
+              <w:top w:w="70" w:type="dxa"/>
+              <w:left w:w="0" w:type="dxa"/>
+              <w:bottom w:w="70" w:type="dxa"/>
+              <w:right w:w="140" w:type="dxa"/>
+            </w:tcMar>
+          </w:tcPr>
+          <w:p>
+            <w:pPr>
+              <w:widowControl w:val="0"/>
+              <w:rPr>
+                <w:rFonts w:ascii="Tahoma" w:hAnsi="Tahoma" w:cs="Tahoma"/>
+              </w:rPr>
+            </w:pPr>
+            <w:r>
+              <w:rPr>
+                <w:rFonts w:ascii="Tahoma" w:hAnsi="Tahoma" w:cs="Tahoma"/>
+                <w:sz w:val="22"/>
+                <w:szCs w:val="22"/>
+              </w:rPr>
+              <w:t>{%</w:t>
+            </w:r>
+            <w:proofErr w:type="spellStart"/>
+            <w:r>
+              <w:rPr>
+                <w:rFonts w:ascii="Tahoma" w:hAnsi="Tahoma" w:cs="Tahoma"/>
+                <w:sz w:val="22"/>
+                <w:szCs w:val="22"/>
+              </w:rPr>
+              <w:t>tr</w:t>
+            </w:r>
+            <w:proofErr w:type="spellEnd"/>
+            <w:r>
+              <w:rPr>
+                <w:rFonts w:ascii="Tahoma" w:hAnsi="Tahoma" w:cs="Tahoma"/>
+                <w:sz w:val="22"/>
+                <w:szCs w:val="22"/>
+              </w:rPr>
+              <w:t xml:space="preserve"> </w:t>
+            </w:r>
+            <w:proofErr w:type="spellStart"/>
+            <w:r>
+              <w:rPr>
+                <w:rFonts w:ascii="Tahoma" w:hAnsi="Tahoma" w:cs="Tahoma"/>
+                <w:sz w:val="22"/>
+                <w:szCs w:val="22"/>
+              </w:rPr>
+              <w:t>endif</w:t>
+            </w:r>
+            <w:proofErr w:type="spellEnd"/>
+            <w:r>
+              <w:rPr>
+                <w:rFonts w:ascii="Tahoma" w:hAnsi="Tahoma" w:cs="Tahoma"/>
+                <w:sz w:val="22"/>
+                <w:szCs w:val="22"/>
+              </w:rPr>
+              <w:t>%}</w:t>
+            </w:r>
+          </w:p>
+        </w:tc>
+        <w:tc>
+          <w:tcPr>
+            <w:tcW w:w="1985" w:type="dxa"/>
+            <w:tcMar>
+              <w:top w:w="70" w:type="dxa"/>
+              <w:left w:w="0" w:type="dxa"/>
+              <w:bottom w:w="70" w:type="dxa"/>
+              <w:right w:w="140" w:type="dxa"/>
+            </w:tcMar>
+          </w:tcPr>
+          <w:p>
+            <w:pPr>
+              <w:widowControl w:val="0"/>
+              <w:jc w:val="right"/>
+              <w:rPr>
+                <w:rFonts w:ascii="Tahoma" w:hAnsi="Tahoma" w:cs="Tahoma"/>
+                <w:sz w:val="22"/>
+                <w:szCs w:val="22"/>
+              </w:rPr>
+            </w:pPr>
+          </w:p>
+        </w:tc>
+      </w:tr>
+      <w:tr>
+        <w:trPr>
+          <w:cantSplit/>
+        </w:trPr>
+        <w:tc>
+          <w:tcPr>
+            <w:tcW w:w="1701" w:type="dxa"/>
             <w:tcBorders>
               <w:top w:val="single" w:sz="12" w:space="0" w:color="1394B1"/>
             </w:tcBorders>
             <w:tcMar>
-              <w:top w:w="90" w:type="dxa"/>
-              <w:left w:w="0" w:type="dxa"/>
-              <w:bottom w:w="70" w:type="dxa"/>
-              <w:right w:w="140" w:type="dxa"/>
-            </w:tcMar>
-          </w:tcPr>
-          <w:p>
-            <w:pPr>
-              <w:keepNext/>
-              <w:keepLines/>
-              <w:jc w:val="right"/>
-              <w:rPr>
-                <w:rFonts w:ascii="Tahoma" w:hAnsi="Tahoma" w:cs="Tahoma"/>
-              </w:rPr>
-            </w:pPr>
-          </w:p>
-        </w:tc>
-        <w:tc>
-          <w:tcPr>
-            <w:tcW w:w="1576" w:type="dxa"/>
+              <w:top w:w="70" w:type="dxa"/>
+              <w:left w:w="0" w:type="dxa"/>
+              <w:bottom w:w="70" w:type="dxa"/>
+              <w:right w:w="140" w:type="dxa"/>
+            </w:tcMar>
+          </w:tcPr>
+          <w:p>
+            <w:pPr>
+              <w:widowControl w:val="0"/>
+              <w:rPr>
+                <w:rFonts w:ascii="Tahoma" w:hAnsi="Tahoma" w:cs="Tahoma"/>
+              </w:rPr>
+            </w:pPr>
+            <w:r>
+              <w:rPr>
+                <w:rFonts w:ascii="Tahoma" w:hAnsi="Tahoma" w:cs="Tahoma"/>
+                <w:b/>
+                <w:bCs/>
+                <w:sz w:val="22"/>
+                <w:szCs w:val="22"/>
+              </w:rPr>
+              <w:t>TOTAL</w:t>
+            </w:r>
+          </w:p>
+        </w:tc>
+        <w:tc>
+          <w:tcPr>
+            <w:tcW w:w="1985" w:type="dxa"/>
             <w:tcBorders>
               <w:top w:val="single" w:sz="12" w:space="0" w:color="1394B1"/>
             </w:tcBorders>
             <w:tcMar>
+              <w:top w:w="70" w:type="dxa"/>
+              <w:left w:w="0" w:type="dxa"/>
+              <w:bottom w:w="70" w:type="dxa"/>
+              <w:right w:w="140" w:type="dxa"/>
+            </w:tcMar>
+          </w:tcPr>
+          <w:p>
+            <w:pPr>
+              <w:keepLines/>
+              <w:widowControl w:val="0"/>
+              <w:jc w:val="right"/>
+              <w:rPr>
+                <w:rFonts w:ascii="Tahoma" w:hAnsi="Tahoma" w:cs="Tahoma"/>
+              </w:rPr>
+            </w:pPr>
+            <w:r>
+              <w:rPr>
+                <w:rFonts w:ascii="Tahoma" w:hAnsi="Tahoma" w:cs="Tahoma"/>
+                <w:b/>
+                <w:bCs/>
+                <w:sz w:val="22"/>
+                <w:szCs w:val="22"/>
+              </w:rPr>
+              <w:t>{{moneda}}</w:t>
+            </w:r>
+            <w:r>
+              <w:rPr>
+                <w:rFonts w:ascii="Tahoma" w:hAnsi="Tahoma" w:cs="Tahoma"/>
+                <w:b/>
+                <w:bCs/>
+                <w:sz w:val="22"/>
+                <w:szCs w:val="22"/>
+              </w:rPr>
+              <w:t xml:space="preserve"> </w:t>
+            </w:r>
+            <w:r>
+              <w:rPr>
+                <w:rFonts w:ascii="Tahoma" w:hAnsi="Tahoma" w:cs="Tahoma"/>
+                <w:b/>
+                <w:bCs/>
+                <w:sz w:val="22"/>
+                <w:szCs w:val="22"/>
+              </w:rPr>
+              <w:t>{{total}}</w:t>
+            </w:r>
+          </w:p>
+        </w:tc>
+      </w:tr>
+      <w:tr>
+        <w:trPr>
+          <w:cantSplit/>
+        </w:trPr>
+        <w:tc>
+          <w:tcPr>
+            <w:tcW w:w="1701" w:type="dxa"/>
+            <w:tcBorders>
+              <w:top w:val="single" w:sz="12" w:space="0" w:color="1394B1"/>
+            </w:tcBorders>
+            <w:tcMar>
               <w:top w:w="90" w:type="dxa"/>
               <w:left w:w="0" w:type="dxa"/>
               <w:bottom w:w="70" w:type="dxa"/>
@@ -2224,8 +2447,30 @@
           </w:tcPr>
           <w:p>
             <w:pPr>
-              <w:keepNext/>
-              <w:keepLines/>
+              <w:widowControl w:val="0"/>
+              <w:jc w:val="right"/>
+              <w:rPr>
+                <w:rFonts w:ascii="Tahoma" w:hAnsi="Tahoma" w:cs="Tahoma"/>
+              </w:rPr>
+            </w:pPr>
+          </w:p>
+        </w:tc>
+        <w:tc>
+          <w:tcPr>
+            <w:tcW w:w="1985" w:type="dxa"/>
+            <w:tcBorders>
+              <w:top w:val="single" w:sz="12" w:space="0" w:color="1394B1"/>
+            </w:tcBorders>
+            <w:tcMar>
+              <w:top w:w="90" w:type="dxa"/>
+              <w:left w:w="0" w:type="dxa"/>
+              <w:bottom w:w="70" w:type="dxa"/>
+              <w:right w:w="140" w:type="dxa"/>
+            </w:tcMar>
+          </w:tcPr>
+          <w:p>
+            <w:pPr>
+              <w:widowControl w:val="0"/>
               <w:jc w:val="right"/>
               <w:rPr>
                 <w:rFonts w:ascii="Tahoma" w:hAnsi="Tahoma" w:cs="Tahoma"/>
@@ -2239,6 +2484,65 @@
       <w:pPr>
         <w:keepNext/>
         <w:keepLines/>
+        <w:widowControl w:val="0"/>
+        <w:spacing w:before="240" w:after="90"/>
+        <w:rPr>
+          <w:rFonts w:ascii="Tahoma" w:hAnsi="Tahoma" w:cs="Tahoma"/>
+          <w:b/>
+          <w:bCs/>
+          <w:sz w:val="16"/>
+          <w:szCs w:val="16"/>
+        </w:rPr>
+      </w:pPr>
+    </w:p>
+    <w:p>
+      <w:pPr>
+        <w:keepNext/>
+        <w:keepLines/>
+        <w:widowControl w:val="0"/>
+        <w:spacing w:before="240" w:after="90"/>
+        <w:rPr>
+          <w:rFonts w:ascii="Tahoma" w:hAnsi="Tahoma" w:cs="Tahoma"/>
+          <w:b/>
+          <w:bCs/>
+          <w:sz w:val="16"/>
+          <w:szCs w:val="16"/>
+        </w:rPr>
+      </w:pPr>
+    </w:p>
+    <w:p>
+      <w:pPr>
+        <w:keepNext/>
+        <w:keepLines/>
+        <w:widowControl w:val="0"/>
+        <w:spacing w:before="240" w:after="90"/>
+        <w:rPr>
+          <w:rFonts w:ascii="Tahoma" w:hAnsi="Tahoma" w:cs="Tahoma"/>
+          <w:b/>
+          <w:bCs/>
+          <w:sz w:val="16"/>
+          <w:szCs w:val="16"/>
+        </w:rPr>
+      </w:pPr>
+    </w:p>
+    <w:p>
+      <w:pPr>
+        <w:keepNext/>
+        <w:keepLines/>
+        <w:widowControl w:val="0"/>
+        <w:spacing w:before="240" w:after="90"/>
+        <w:rPr>
+          <w:rFonts w:ascii="Tahoma" w:hAnsi="Tahoma" w:cs="Tahoma"/>
+          <w:b/>
+          <w:bCs/>
+          <w:sz w:val="16"/>
+          <w:szCs w:val="16"/>
+        </w:rPr>
+      </w:pPr>
+    </w:p>
+    <w:p>
+      <w:pPr>
+        <w:widowControl w:val="0"/>
         <w:spacing w:before="240" w:after="90"/>
         <w:rPr>
           <w:rFonts w:ascii="Tahoma" w:hAnsi="Tahoma" w:cs="Tahoma"/>
@@ -2258,50 +2562,8 @@
           <w:rFonts w:ascii="Tahoma" w:hAnsi="Tahoma" w:cs="Tahoma"/>
           <w:b/>
           <w:bCs/>
-          <w:sz w:val="16"/>
-          <w:szCs w:val="16"/>
-        </w:rPr>
-      </w:pPr>
-    </w:p>
-    <w:p>
-      <w:pPr>
-        <w:keepNext/>
-        <w:keepLines/>
-        <w:spacing w:before="240" w:after="90"/>
-        <w:rPr>
-          <w:rFonts w:ascii="Tahoma" w:hAnsi="Tahoma" w:cs="Tahoma"/>
-          <w:b/>
-          <w:bCs/>
-          <w:sz w:val="16"/>
-          <w:szCs w:val="16"/>
-        </w:rPr>
-      </w:pPr>
-    </w:p>
-    <w:p>
-      <w:pPr>
-        <w:keepNext/>
-        <w:keepLines/>
-        <w:spacing w:before="240" w:after="90"/>
-        <w:rPr>
-          <w:rFonts w:ascii="Tahoma" w:hAnsi="Tahoma" w:cs="Tahoma"/>
-          <w:b/>
-          <w:bCs/>
-          <w:sz w:val="16"/>
-          <w:szCs w:val="16"/>
-        </w:rPr>
-      </w:pPr>
-    </w:p>
-    <w:p>
-      <w:pPr>
-        <w:keepNext/>
-        <w:keepLines/>
-        <w:spacing w:before="240" w:after="90"/>
-        <w:rPr>
-          <w:rFonts w:ascii="Tahoma" w:hAnsi="Tahoma" w:cs="Tahoma"/>
-          <w:b/>
-          <w:bCs/>
-          <w:sz w:val="16"/>
-          <w:szCs w:val="16"/>
+          <w:sz w:val="19"/>
+          <w:szCs w:val="19"/>
         </w:rPr>
       </w:pPr>
     </w:p>
@@ -2848,14 +3110,7 @@
         <w:t>}}</w:t>
       </w:r>
     </w:p>
-    <w:p>
-      <w:pPr>
-        <w:spacing w:before="240" w:after="90"/>
-        <w:rPr>
-          <w:u w:val="single"/>
-        </w:rPr>
-      </w:pPr>
-    </w:p>
+    <w:p/>
     <w:sectPr>
       <w:headerReference w:type="default" r:id="rId7"/>
       <w:footerReference w:type="default" r:id="rId8"/>

--- a/backend/apps/operaciones/templates/Proios_Cotizacion_Quimicos_TEMPLATE_ES.docx
+++ b/backend/apps/operaciones/templates/Proios_Cotizacion_Quimicos_TEMPLATE_ES.docx
@@ -79,19 +79,11 @@
                 <w:rFonts w:ascii="Tahoma" w:hAnsi="Tahoma" w:cs="Tahoma"/>
               </w:rPr>
             </w:pPr>
-            <w:proofErr w:type="spellStart"/>
-            <w:r>
-              <w:rPr>
-                <w:rFonts w:ascii="Tahoma" w:hAnsi="Tahoma" w:cs="Tahoma"/>
-              </w:rPr>
-              <w:t>Proios</w:t>
-            </w:r>
-            <w:proofErr w:type="spellEnd"/>
-            <w:r>
-              <w:rPr>
-                <w:rFonts w:ascii="Tahoma" w:hAnsi="Tahoma" w:cs="Tahoma"/>
-              </w:rPr>
-              <w:t xml:space="preserve"> S.A.</w:t>
+            <w:r>
+              <w:rPr>
+                <w:rFonts w:ascii="Tahoma" w:hAnsi="Tahoma" w:cs="Tahoma"/>
+              </w:rPr>
+              <w:t>Proios S.A.</w:t>
             </w:r>
           </w:p>
           <w:p>
@@ -195,21 +187,7 @@
               <w:rPr>
                 <w:rFonts w:ascii="Tahoma" w:hAnsi="Tahoma" w:cs="Tahoma"/>
               </w:rPr>
-              <w:t>At.: {{</w:t>
-            </w:r>
-            <w:proofErr w:type="spellStart"/>
-            <w:r>
-              <w:rPr>
-                <w:rFonts w:ascii="Tahoma" w:hAnsi="Tahoma" w:cs="Tahoma"/>
-              </w:rPr>
-              <w:t>atencion</w:t>
-            </w:r>
-            <w:proofErr w:type="spellEnd"/>
-            <w:r>
-              <w:rPr>
-                <w:rFonts w:ascii="Tahoma" w:hAnsi="Tahoma" w:cs="Tahoma"/>
-              </w:rPr>
-              <w:t>}}</w:t>
+              <w:t>At.: {{atencion}}</w:t>
             </w:r>
           </w:p>
         </w:tc>
@@ -249,189 +227,105 @@
                 <w:rFonts w:ascii="Tahoma" w:hAnsi="Tahoma" w:cs="Tahoma"/>
               </w:rPr>
             </w:pPr>
-            <w:proofErr w:type="spellStart"/>
-            <w:proofErr w:type="gramStart"/>
-            <w:r>
-              <w:rPr>
-                <w:rFonts w:ascii="Tahoma" w:hAnsi="Tahoma" w:cs="Tahoma"/>
-              </w:rPr>
-              <w:t>N.°</w:t>
-            </w:r>
-            <w:proofErr w:type="spellEnd"/>
-            <w:r>
-              <w:rPr>
-                <w:rFonts w:ascii="Tahoma" w:hAnsi="Tahoma" w:cs="Tahoma"/>
-              </w:rPr>
-              <w:t xml:space="preserve">  </w:t>
+            <w:r>
+              <w:rPr>
+                <w:rFonts w:ascii="Tahoma" w:hAnsi="Tahoma" w:cs="Tahoma"/>
+              </w:rPr>
+              <w:t xml:space="preserve">N.°  </w:t>
             </w:r>
             <w:r>
               <w:rPr>
                 <w:rFonts w:ascii="Tahoma" w:eastAsia="Consolas" w:hAnsi="Tahoma" w:cs="Tahoma"/>
               </w:rPr>
-              <w:t>{</w:t>
-            </w:r>
-            <w:proofErr w:type="gramEnd"/>
+              <w:t>{{ref}}</w:t>
+            </w:r>
+          </w:p>
+          <w:p>
+            <w:pPr>
+              <w:spacing w:after="20"/>
+              <w:rPr>
+                <w:rFonts w:ascii="Tahoma" w:hAnsi="Tahoma" w:cs="Tahoma"/>
+              </w:rPr>
+            </w:pPr>
+            <w:r>
+              <w:rPr>
+                <w:rFonts w:ascii="Tahoma" w:hAnsi="Tahoma" w:cs="Tahoma"/>
+              </w:rPr>
+              <w:t>Fecha  {{fecha}}</w:t>
+            </w:r>
+          </w:p>
+          <w:p>
+            <w:pPr>
+              <w:spacing w:after="20"/>
+              <w:rPr>
+                <w:rFonts w:ascii="Tahoma" w:hAnsi="Tahoma" w:cs="Tahoma"/>
+              </w:rPr>
+            </w:pPr>
+            <w:r>
+              <w:rPr>
+                <w:rFonts w:ascii="Tahoma" w:hAnsi="Tahoma" w:cs="Tahoma"/>
+              </w:rPr>
+              <w:t>Validez  {{validez}}</w:t>
+            </w:r>
+          </w:p>
+          <w:p>
+            <w:pPr>
+              <w:spacing w:after="20"/>
+              <w:rPr>
+                <w:rFonts w:ascii="Tahoma" w:hAnsi="Tahoma" w:cs="Tahoma"/>
+              </w:rPr>
+            </w:pPr>
+            <w:r>
+              <w:rPr>
+                <w:rFonts w:ascii="Tahoma" w:hAnsi="Tahoma" w:cs="Tahoma"/>
+              </w:rPr>
+              <w:t xml:space="preserve">Buque  </w:t>
+            </w:r>
             <w:r>
               <w:rPr>
                 <w:rFonts w:ascii="Tahoma" w:eastAsia="Consolas" w:hAnsi="Tahoma" w:cs="Tahoma"/>
               </w:rPr>
-              <w:t>{</w:t>
-            </w:r>
-            <w:proofErr w:type="spellStart"/>
+              <w:t>{{buque}}</w:t>
+            </w:r>
+          </w:p>
+          <w:p>
+            <w:pPr>
+              <w:spacing w:after="20"/>
+              <w:rPr>
+                <w:rFonts w:ascii="Tahoma" w:hAnsi="Tahoma" w:cs="Tahoma"/>
+              </w:rPr>
+            </w:pPr>
+            <w:r>
+              <w:rPr>
+                <w:rFonts w:ascii="Tahoma" w:hAnsi="Tahoma" w:cs="Tahoma"/>
+              </w:rPr>
+              <w:t xml:space="preserve">Ubicación  </w:t>
+            </w:r>
             <w:r>
               <w:rPr>
                 <w:rFonts w:ascii="Tahoma" w:eastAsia="Consolas" w:hAnsi="Tahoma" w:cs="Tahoma"/>
               </w:rPr>
-              <w:t>ref</w:t>
-            </w:r>
-            <w:proofErr w:type="spellEnd"/>
+              <w:t>{{ubicacion}}</w:t>
+            </w:r>
+          </w:p>
+          <w:p>
+            <w:pPr>
+              <w:spacing w:after="20"/>
+              <w:rPr>
+                <w:rFonts w:ascii="Tahoma" w:hAnsi="Tahoma" w:cs="Tahoma"/>
+              </w:rPr>
+            </w:pPr>
+            <w:r>
+              <w:rPr>
+                <w:rFonts w:ascii="Tahoma" w:hAnsi="Tahoma" w:cs="Tahoma"/>
+              </w:rPr>
+              <w:t xml:space="preserve">ETA  </w:t>
+            </w:r>
             <w:r>
               <w:rPr>
                 <w:rFonts w:ascii="Tahoma" w:eastAsia="Consolas" w:hAnsi="Tahoma" w:cs="Tahoma"/>
               </w:rPr>
-              <w:t>}}</w:t>
-            </w:r>
-          </w:p>
-          <w:p>
-            <w:pPr>
-              <w:spacing w:after="20"/>
-              <w:rPr>
-                <w:rFonts w:ascii="Tahoma" w:hAnsi="Tahoma" w:cs="Tahoma"/>
-              </w:rPr>
-            </w:pPr>
-            <w:proofErr w:type="gramStart"/>
-            <w:r>
-              <w:rPr>
-                <w:rFonts w:ascii="Tahoma" w:hAnsi="Tahoma" w:cs="Tahoma"/>
-              </w:rPr>
-              <w:t>Fecha  {</w:t>
-            </w:r>
-            <w:proofErr w:type="gramEnd"/>
-            <w:r>
-              <w:rPr>
-                <w:rFonts w:ascii="Tahoma" w:hAnsi="Tahoma" w:cs="Tahoma"/>
-              </w:rPr>
-              <w:t>{fecha}}</w:t>
-            </w:r>
-          </w:p>
-          <w:p>
-            <w:pPr>
-              <w:spacing w:after="20"/>
-              <w:rPr>
-                <w:rFonts w:ascii="Tahoma" w:hAnsi="Tahoma" w:cs="Tahoma"/>
-              </w:rPr>
-            </w:pPr>
-            <w:proofErr w:type="gramStart"/>
-            <w:r>
-              <w:rPr>
-                <w:rFonts w:ascii="Tahoma" w:hAnsi="Tahoma" w:cs="Tahoma"/>
-              </w:rPr>
-              <w:t>Validez  {</w:t>
-            </w:r>
-            <w:proofErr w:type="gramEnd"/>
-            <w:r>
-              <w:rPr>
-                <w:rFonts w:ascii="Tahoma" w:hAnsi="Tahoma" w:cs="Tahoma"/>
-              </w:rPr>
-              <w:t>{validez}}</w:t>
-            </w:r>
-          </w:p>
-          <w:p>
-            <w:pPr>
-              <w:spacing w:after="20"/>
-              <w:rPr>
-                <w:rFonts w:ascii="Tahoma" w:hAnsi="Tahoma" w:cs="Tahoma"/>
-              </w:rPr>
-            </w:pPr>
-            <w:proofErr w:type="gramStart"/>
-            <w:r>
-              <w:rPr>
-                <w:rFonts w:ascii="Tahoma" w:hAnsi="Tahoma" w:cs="Tahoma"/>
-              </w:rPr>
-              <w:t xml:space="preserve">Buque  </w:t>
-            </w:r>
-            <w:r>
-              <w:rPr>
-                <w:rFonts w:ascii="Tahoma" w:eastAsia="Consolas" w:hAnsi="Tahoma" w:cs="Tahoma"/>
-              </w:rPr>
-              <w:t>{</w:t>
-            </w:r>
-            <w:proofErr w:type="gramEnd"/>
-            <w:r>
-              <w:rPr>
-                <w:rFonts w:ascii="Tahoma" w:eastAsia="Consolas" w:hAnsi="Tahoma" w:cs="Tahoma"/>
-              </w:rPr>
-              <w:t>{buque}}</w:t>
-            </w:r>
-          </w:p>
-          <w:p>
-            <w:pPr>
-              <w:spacing w:after="20"/>
-              <w:rPr>
-                <w:rFonts w:ascii="Tahoma" w:hAnsi="Tahoma" w:cs="Tahoma"/>
-              </w:rPr>
-            </w:pPr>
-            <w:proofErr w:type="gramStart"/>
-            <w:r>
-              <w:rPr>
-                <w:rFonts w:ascii="Tahoma" w:hAnsi="Tahoma" w:cs="Tahoma"/>
-              </w:rPr>
-              <w:t xml:space="preserve">Ubicación  </w:t>
-            </w:r>
-            <w:r>
-              <w:rPr>
-                <w:rFonts w:ascii="Tahoma" w:eastAsia="Consolas" w:hAnsi="Tahoma" w:cs="Tahoma"/>
-              </w:rPr>
-              <w:t>{</w:t>
-            </w:r>
-            <w:proofErr w:type="gramEnd"/>
-            <w:r>
-              <w:rPr>
-                <w:rFonts w:ascii="Tahoma" w:eastAsia="Consolas" w:hAnsi="Tahoma" w:cs="Tahoma"/>
-              </w:rPr>
-              <w:t>{</w:t>
-            </w:r>
-            <w:proofErr w:type="spellStart"/>
-            <w:r>
-              <w:rPr>
-                <w:rFonts w:ascii="Tahoma" w:eastAsia="Consolas" w:hAnsi="Tahoma" w:cs="Tahoma"/>
-              </w:rPr>
-              <w:t>ubicacion</w:t>
-            </w:r>
-            <w:proofErr w:type="spellEnd"/>
-            <w:r>
-              <w:rPr>
-                <w:rFonts w:ascii="Tahoma" w:eastAsia="Consolas" w:hAnsi="Tahoma" w:cs="Tahoma"/>
-              </w:rPr>
-              <w:t>}}</w:t>
-            </w:r>
-          </w:p>
-          <w:p>
-            <w:pPr>
-              <w:spacing w:after="20"/>
-              <w:rPr>
-                <w:rFonts w:ascii="Tahoma" w:hAnsi="Tahoma" w:cs="Tahoma"/>
-              </w:rPr>
-            </w:pPr>
-            <w:proofErr w:type="gramStart"/>
-            <w:r>
-              <w:rPr>
-                <w:rFonts w:ascii="Tahoma" w:hAnsi="Tahoma" w:cs="Tahoma"/>
-              </w:rPr>
-              <w:t xml:space="preserve">ETA  </w:t>
-            </w:r>
-            <w:r>
-              <w:rPr>
-                <w:rFonts w:ascii="Tahoma" w:eastAsia="Consolas" w:hAnsi="Tahoma" w:cs="Tahoma"/>
-              </w:rPr>
-              <w:t>{</w:t>
-            </w:r>
-            <w:proofErr w:type="gramEnd"/>
-            <w:r>
-              <w:rPr>
-                <w:rFonts w:ascii="Tahoma" w:eastAsia="Consolas" w:hAnsi="Tahoma" w:cs="Tahoma"/>
-              </w:rPr>
-              <w:t>{eta}}</w:t>
+              <w:t>{{eta}}</w:t>
             </w:r>
           </w:p>
         </w:tc>
@@ -458,26 +352,6 @@
           <w:rFonts w:ascii="Tahoma" w:hAnsi="Tahoma" w:cs="Tahoma"/>
         </w:rPr>
       </w:pPr>
-      <w:r>
-        <w:rPr>
-          <w:rFonts w:ascii="Tahoma" w:hAnsi="Tahoma" w:cs="Tahoma"/>
-          <w:b/>
-          <w:bCs/>
-          <w:sz w:val="16"/>
-          <w:szCs w:val="16"/>
-        </w:rPr>
-        <w:t>Í</w:t>
-      </w:r>
-      <w:r>
-        <w:rPr>
-          <w:rFonts w:ascii="Tahoma" w:hAnsi="Tahoma" w:cs="Tahoma"/>
-          <w:b/>
-          <w:bCs/>
-          <w:sz w:val="16"/>
-          <w:szCs w:val="16"/>
-        </w:rPr>
-        <w:t>TEMS</w:t>
-      </w:r>
     </w:p>
     <w:tbl>
       <w:tblPr>
@@ -516,7 +390,6 @@
                 <w:rFonts w:ascii="Tahoma" w:hAnsi="Tahoma" w:cs="Tahoma"/>
               </w:rPr>
             </w:pPr>
-            <w:proofErr w:type="spellStart"/>
             <w:r>
               <w:rPr>
                 <w:rFonts w:ascii="Tahoma" w:hAnsi="Tahoma" w:cs="Tahoma"/>
@@ -525,8 +398,30 @@
                 <w:sz w:val="17"/>
                 <w:szCs w:val="17"/>
               </w:rPr>
-              <w:t>Descri</w:t>
-            </w:r>
+              <w:t>DESCRIPCIÓN</w:t>
+            </w:r>
+          </w:p>
+        </w:tc>
+        <w:tc>
+          <w:tcPr>
+            <w:tcW w:w="992" w:type="dxa"/>
+            <w:tcBorders>
+              <w:bottom w:val="single" w:sz="10" w:space="0" w:color="1394B1"/>
+            </w:tcBorders>
+            <w:tcMar>
+              <w:top w:w="70" w:type="dxa"/>
+              <w:left w:w="0" w:type="dxa"/>
+              <w:bottom w:w="70" w:type="dxa"/>
+              <w:right w:w="140" w:type="dxa"/>
+            </w:tcMar>
+          </w:tcPr>
+          <w:p>
+            <w:pPr>
+              <w:jc w:val="center"/>
+              <w:rPr>
+                <w:rFonts w:ascii="Tahoma" w:hAnsi="Tahoma" w:cs="Tahoma"/>
+              </w:rPr>
+            </w:pPr>
             <w:r>
               <w:rPr>
                 <w:rFonts w:ascii="Tahoma" w:hAnsi="Tahoma" w:cs="Tahoma"/>
@@ -535,14 +430,13 @@
                 <w:sz w:val="17"/>
                 <w:szCs w:val="17"/>
               </w:rPr>
-              <w:t>oción</w:t>
-            </w:r>
-            <w:proofErr w:type="spellEnd"/>
-          </w:p>
-        </w:tc>
-        <w:tc>
-          <w:tcPr>
-            <w:tcW w:w="992" w:type="dxa"/>
+              <w:t>Cant</w:t>
+            </w:r>
+          </w:p>
+        </w:tc>
+        <w:tc>
+          <w:tcPr>
+            <w:tcW w:w="1276" w:type="dxa"/>
             <w:tcBorders>
               <w:bottom w:val="single" w:sz="10" w:space="0" w:color="1394B1"/>
             </w:tcBorders>
@@ -560,7 +454,6 @@
                 <w:rFonts w:ascii="Tahoma" w:hAnsi="Tahoma" w:cs="Tahoma"/>
               </w:rPr>
             </w:pPr>
-            <w:proofErr w:type="spellStart"/>
             <w:r>
               <w:rPr>
                 <w:rFonts w:ascii="Tahoma" w:hAnsi="Tahoma" w:cs="Tahoma"/>
@@ -569,14 +462,13 @@
                 <w:sz w:val="17"/>
                 <w:szCs w:val="17"/>
               </w:rPr>
-              <w:t>Cant</w:t>
-            </w:r>
-            <w:proofErr w:type="spellEnd"/>
-          </w:p>
-        </w:tc>
-        <w:tc>
-          <w:tcPr>
-            <w:tcW w:w="1276" w:type="dxa"/>
+              <w:t>Unidad</w:t>
+            </w:r>
+          </w:p>
+        </w:tc>
+        <w:tc>
+          <w:tcPr>
+            <w:tcW w:w="1701" w:type="dxa"/>
             <w:tcBorders>
               <w:bottom w:val="single" w:sz="10" w:space="0" w:color="1394B1"/>
             </w:tcBorders>
@@ -589,7 +481,7 @@
           </w:tcPr>
           <w:p>
             <w:pPr>
-              <w:jc w:val="center"/>
+              <w:jc w:val="right"/>
               <w:rPr>
                 <w:rFonts w:ascii="Tahoma" w:hAnsi="Tahoma" w:cs="Tahoma"/>
               </w:rPr>
@@ -602,13 +494,13 @@
                 <w:sz w:val="17"/>
                 <w:szCs w:val="17"/>
               </w:rPr>
-              <w:t>Unidad</w:t>
-            </w:r>
-          </w:p>
-        </w:tc>
-        <w:tc>
-          <w:tcPr>
-            <w:tcW w:w="1701" w:type="dxa"/>
+              <w:t>Precio Unit</w:t>
+            </w:r>
+          </w:p>
+        </w:tc>
+        <w:tc>
+          <w:tcPr>
+            <w:tcW w:w="1843" w:type="dxa"/>
             <w:tcBorders>
               <w:bottom w:val="single" w:sz="10" w:space="0" w:color="1394B1"/>
             </w:tcBorders>
@@ -634,50 +526,6 @@
                 <w:sz w:val="17"/>
                 <w:szCs w:val="17"/>
               </w:rPr>
-              <w:t xml:space="preserve">Precio </w:t>
-            </w:r>
-            <w:proofErr w:type="spellStart"/>
-            <w:r>
-              <w:rPr>
-                <w:rFonts w:ascii="Tahoma" w:hAnsi="Tahoma" w:cs="Tahoma"/>
-                <w:b/>
-                <w:bCs/>
-                <w:sz w:val="17"/>
-                <w:szCs w:val="17"/>
-              </w:rPr>
-              <w:t>Unit</w:t>
-            </w:r>
-            <w:proofErr w:type="spellEnd"/>
-          </w:p>
-        </w:tc>
-        <w:tc>
-          <w:tcPr>
-            <w:tcW w:w="1843" w:type="dxa"/>
-            <w:tcBorders>
-              <w:bottom w:val="single" w:sz="10" w:space="0" w:color="1394B1"/>
-            </w:tcBorders>
-            <w:tcMar>
-              <w:top w:w="70" w:type="dxa"/>
-              <w:left w:w="0" w:type="dxa"/>
-              <w:bottom w:w="70" w:type="dxa"/>
-              <w:right w:w="140" w:type="dxa"/>
-            </w:tcMar>
-          </w:tcPr>
-          <w:p>
-            <w:pPr>
-              <w:jc w:val="right"/>
-              <w:rPr>
-                <w:rFonts w:ascii="Tahoma" w:hAnsi="Tahoma" w:cs="Tahoma"/>
-              </w:rPr>
-            </w:pPr>
-            <w:r>
-              <w:rPr>
-                <w:rFonts w:ascii="Tahoma" w:hAnsi="Tahoma" w:cs="Tahoma"/>
-                <w:b/>
-                <w:bCs/>
-                <w:sz w:val="17"/>
-                <w:szCs w:val="17"/>
-              </w:rPr>
               <w:t>Total</w:t>
             </w:r>
           </w:p>
@@ -816,25 +664,7 @@
                 <w:rFonts w:ascii="Tahoma" w:hAnsi="Tahoma" w:cs="Tahoma"/>
                 <w:lang w:val="en-GB"/>
               </w:rPr>
-              <w:t>{{</w:t>
-            </w:r>
-            <w:proofErr w:type="spellStart"/>
-            <w:proofErr w:type="gramStart"/>
-            <w:r>
-              <w:rPr>
-                <w:rFonts w:ascii="Tahoma" w:hAnsi="Tahoma" w:cs="Tahoma"/>
-                <w:lang w:val="en-GB"/>
-              </w:rPr>
-              <w:t>item.descripcion</w:t>
-            </w:r>
-            <w:proofErr w:type="spellEnd"/>
-            <w:proofErr w:type="gramEnd"/>
-            <w:r>
-              <w:rPr>
-                <w:rFonts w:ascii="Tahoma" w:hAnsi="Tahoma" w:cs="Tahoma"/>
-                <w:lang w:val="en-GB"/>
-              </w:rPr>
-              <w:t>}}</w:t>
+              <w:t>{{item.descripcion}}</w:t>
             </w:r>
           </w:p>
         </w:tc>
@@ -859,23 +689,7 @@
               <w:rPr>
                 <w:rFonts w:ascii="Tahoma" w:hAnsi="Tahoma" w:cs="Tahoma"/>
               </w:rPr>
-              <w:t>{{</w:t>
-            </w:r>
-            <w:proofErr w:type="spellStart"/>
-            <w:proofErr w:type="gramStart"/>
-            <w:r>
-              <w:rPr>
-                <w:rFonts w:ascii="Tahoma" w:hAnsi="Tahoma" w:cs="Tahoma"/>
-              </w:rPr>
-              <w:t>item.cantidad</w:t>
-            </w:r>
-            <w:proofErr w:type="spellEnd"/>
-            <w:proofErr w:type="gramEnd"/>
-            <w:r>
-              <w:rPr>
-                <w:rFonts w:ascii="Tahoma" w:hAnsi="Tahoma" w:cs="Tahoma"/>
-              </w:rPr>
-              <w:t>}}</w:t>
+              <w:t>{{item.cantidad}}</w:t>
             </w:r>
           </w:p>
         </w:tc>
@@ -900,23 +714,7 @@
               <w:rPr>
                 <w:rFonts w:ascii="Tahoma" w:hAnsi="Tahoma" w:cs="Tahoma"/>
               </w:rPr>
-              <w:t>{{</w:t>
-            </w:r>
-            <w:proofErr w:type="spellStart"/>
-            <w:proofErr w:type="gramStart"/>
-            <w:r>
-              <w:rPr>
-                <w:rFonts w:ascii="Tahoma" w:hAnsi="Tahoma" w:cs="Tahoma"/>
-              </w:rPr>
-              <w:t>item.unidad</w:t>
-            </w:r>
-            <w:proofErr w:type="spellEnd"/>
-            <w:proofErr w:type="gramEnd"/>
-            <w:r>
-              <w:rPr>
-                <w:rFonts w:ascii="Tahoma" w:hAnsi="Tahoma" w:cs="Tahoma"/>
-              </w:rPr>
-              <w:t>}}</w:t>
+              <w:t>{{item.unidad}}</w:t>
             </w:r>
           </w:p>
         </w:tc>
@@ -941,23 +739,7 @@
               <w:rPr>
                 <w:rFonts w:ascii="Tahoma" w:hAnsi="Tahoma" w:cs="Tahoma"/>
               </w:rPr>
-              <w:t>{{</w:t>
-            </w:r>
-            <w:proofErr w:type="spellStart"/>
-            <w:proofErr w:type="gramStart"/>
-            <w:r>
-              <w:rPr>
-                <w:rFonts w:ascii="Tahoma" w:hAnsi="Tahoma" w:cs="Tahoma"/>
-              </w:rPr>
-              <w:t>item.precio</w:t>
-            </w:r>
-            <w:proofErr w:type="spellEnd"/>
-            <w:proofErr w:type="gramEnd"/>
-            <w:r>
-              <w:rPr>
-                <w:rFonts w:ascii="Tahoma" w:hAnsi="Tahoma" w:cs="Tahoma"/>
-              </w:rPr>
-              <w:t>}}</w:t>
+              <w:t>{{item.precio}}</w:t>
             </w:r>
           </w:p>
         </w:tc>
@@ -983,23 +765,7 @@
               <w:rPr>
                 <w:rFonts w:ascii="Tahoma" w:hAnsi="Tahoma" w:cs="Tahoma"/>
               </w:rPr>
-              <w:t>{{</w:t>
-            </w:r>
-            <w:proofErr w:type="spellStart"/>
-            <w:proofErr w:type="gramStart"/>
-            <w:r>
-              <w:rPr>
-                <w:rFonts w:ascii="Tahoma" w:hAnsi="Tahoma" w:cs="Tahoma"/>
-              </w:rPr>
-              <w:t>item.importe</w:t>
-            </w:r>
-            <w:proofErr w:type="spellEnd"/>
-            <w:proofErr w:type="gramEnd"/>
-            <w:r>
-              <w:rPr>
-                <w:rFonts w:ascii="Tahoma" w:hAnsi="Tahoma" w:cs="Tahoma"/>
-              </w:rPr>
-              <w:t>}}</w:t>
+              <w:t>{{item.importe}}</w:t>
             </w:r>
           </w:p>
         </w:tc>
@@ -1120,43 +886,7 @@
                 <w:i/>
                 <w:iCs/>
               </w:rPr>
-              <w:t>{%</w:t>
-            </w:r>
-            <w:proofErr w:type="spellStart"/>
-            <w:r>
-              <w:rPr>
-                <w:rFonts w:ascii="Tahoma" w:hAnsi="Tahoma" w:cs="Tahoma"/>
-                <w:i/>
-                <w:iCs/>
-              </w:rPr>
-              <w:t>tr</w:t>
-            </w:r>
-            <w:proofErr w:type="spellEnd"/>
-            <w:r>
-              <w:rPr>
-                <w:rFonts w:ascii="Tahoma" w:hAnsi="Tahoma" w:cs="Tahoma"/>
-                <w:i/>
-                <w:iCs/>
-              </w:rPr>
-              <w:t xml:space="preserve"> </w:t>
-            </w:r>
-            <w:proofErr w:type="spellStart"/>
-            <w:r>
-              <w:rPr>
-                <w:rFonts w:ascii="Tahoma" w:hAnsi="Tahoma" w:cs="Tahoma"/>
-                <w:i/>
-                <w:iCs/>
-              </w:rPr>
-              <w:t>endfor</w:t>
-            </w:r>
-            <w:proofErr w:type="spellEnd"/>
-            <w:r>
-              <w:rPr>
-                <w:rFonts w:ascii="Tahoma" w:hAnsi="Tahoma" w:cs="Tahoma"/>
-                <w:i/>
-                <w:iCs/>
-              </w:rPr>
-              <w:t xml:space="preserve"> %}</w:t>
+              <w:t>{%tr endfor %}</w:t>
             </w:r>
           </w:p>
           <w:p>
@@ -1191,15 +921,7 @@
         </w:rPr>
       </w:pPr>
       <w:r>
-        <w:t xml:space="preserve">{%p </w:t>
-      </w:r>
-      <w:proofErr w:type="spellStart"/>
-      <w:r>
-        <w:t>if</w:t>
-      </w:r>
-      <w:proofErr w:type="spellEnd"/>
-      <w:r>
-        <w:t xml:space="preserve"> expensas %}</w:t>
+        <w:t>{%p if expensas %}</w:t>
       </w:r>
     </w:p>
     <w:p/>
@@ -1434,7 +1156,6 @@
               </w:rPr>
               <w:t xml:space="preserve"> in </w:t>
             </w:r>
-            <w:proofErr w:type="spellStart"/>
             <w:r>
               <w:rPr>
                 <w:rFonts w:ascii="Tahoma" w:hAnsi="Tahoma" w:cs="Tahoma"/>
@@ -1444,7 +1165,6 @@
               </w:rPr>
               <w:t>expensas</w:t>
             </w:r>
-            <w:proofErr w:type="spellEnd"/>
             <w:r>
               <w:rPr>
                 <w:rFonts w:ascii="Tahoma" w:hAnsi="Tahoma" w:cs="Tahoma"/>
@@ -1562,8 +1282,6 @@
               </w:rPr>
               <w:t>{{</w:t>
             </w:r>
-            <w:proofErr w:type="spellStart"/>
-            <w:proofErr w:type="gramStart"/>
             <w:r>
               <w:rPr>
                 <w:rFonts w:ascii="Tahoma" w:hAnsi="Tahoma" w:cs="Tahoma"/>
@@ -1576,14 +1294,55 @@
                 <w:rFonts w:ascii="Tahoma" w:hAnsi="Tahoma" w:cs="Tahoma"/>
                 <w:lang w:val="en-GB"/>
               </w:rPr>
-              <w:t>.descripcion</w:t>
-            </w:r>
-            <w:proofErr w:type="spellEnd"/>
-            <w:proofErr w:type="gramEnd"/>
-            <w:r>
-              <w:rPr>
-                <w:rFonts w:ascii="Tahoma" w:hAnsi="Tahoma" w:cs="Tahoma"/>
-                <w:lang w:val="en-GB"/>
+              <w:t>.descripcion}}</w:t>
+            </w:r>
+          </w:p>
+        </w:tc>
+        <w:tc>
+          <w:tcPr>
+            <w:tcW w:w="850" w:type="dxa"/>
+            <w:tcMar>
+              <w:top w:w="70" w:type="dxa"/>
+              <w:left w:w="0" w:type="dxa"/>
+              <w:bottom w:w="70" w:type="dxa"/>
+              <w:right w:w="140" w:type="dxa"/>
+            </w:tcMar>
+          </w:tcPr>
+          <w:p>
+            <w:pPr>
+              <w:jc w:val="center"/>
+              <w:rPr>
+                <w:rFonts w:ascii="Tahoma" w:hAnsi="Tahoma" w:cs="Tahoma"/>
+                <w:u w:val="single"/>
+              </w:rPr>
+            </w:pPr>
+            <w:r>
+              <w:rPr>
+                <w:rFonts w:ascii="Tahoma" w:hAnsi="Tahoma" w:cs="Tahoma"/>
+              </w:rPr>
+              <w:t>{{</w:t>
+            </w:r>
+            <w:r>
+              <w:rPr>
+                <w:rFonts w:ascii="Tahoma" w:hAnsi="Tahoma" w:cs="Tahoma"/>
+              </w:rPr>
+              <w:t>exp</w:t>
+            </w:r>
+            <w:r>
+              <w:rPr>
+                <w:rFonts w:ascii="Tahoma" w:hAnsi="Tahoma" w:cs="Tahoma"/>
+              </w:rPr>
+              <w:t>.</w:t>
+            </w:r>
+            <w:r>
+              <w:rPr>
+                <w:rFonts w:ascii="Tahoma" w:hAnsi="Tahoma" w:cs="Tahoma"/>
+              </w:rPr>
+              <w:t>cantidad</w:t>
+            </w:r>
+            <w:r>
+              <w:rPr>
+                <w:rFonts w:ascii="Tahoma" w:hAnsi="Tahoma" w:cs="Tahoma"/>
               </w:rPr>
               <w:t>}}</w:t>
             </w:r>
@@ -1591,7 +1350,7 @@
         </w:tc>
         <w:tc>
           <w:tcPr>
-            <w:tcW w:w="850" w:type="dxa"/>
+            <w:tcW w:w="1276" w:type="dxa"/>
             <w:tcMar>
               <w:top w:w="70" w:type="dxa"/>
               <w:left w:w="0" w:type="dxa"/>
@@ -1604,6 +1363,80 @@
               <w:jc w:val="center"/>
               <w:rPr>
                 <w:rFonts w:ascii="Tahoma" w:hAnsi="Tahoma" w:cs="Tahoma"/>
+              </w:rPr>
+            </w:pPr>
+            <w:r>
+              <w:rPr>
+                <w:rFonts w:ascii="Tahoma" w:hAnsi="Tahoma" w:cs="Tahoma"/>
+              </w:rPr>
+              <w:t>{{</w:t>
+            </w:r>
+            <w:r>
+              <w:rPr>
+                <w:rFonts w:ascii="Tahoma" w:hAnsi="Tahoma" w:cs="Tahoma"/>
+              </w:rPr>
+              <w:t>exp</w:t>
+            </w:r>
+            <w:r>
+              <w:rPr>
+                <w:rFonts w:ascii="Tahoma" w:hAnsi="Tahoma" w:cs="Tahoma"/>
+              </w:rPr>
+              <w:t>.unidad}}</w:t>
+            </w:r>
+          </w:p>
+        </w:tc>
+        <w:tc>
+          <w:tcPr>
+            <w:tcW w:w="1701" w:type="dxa"/>
+            <w:tcMar>
+              <w:top w:w="70" w:type="dxa"/>
+              <w:left w:w="0" w:type="dxa"/>
+              <w:bottom w:w="70" w:type="dxa"/>
+              <w:right w:w="140" w:type="dxa"/>
+            </w:tcMar>
+          </w:tcPr>
+          <w:p>
+            <w:pPr>
+              <w:jc w:val="right"/>
+              <w:rPr>
+                <w:rFonts w:ascii="Tahoma" w:hAnsi="Tahoma" w:cs="Tahoma"/>
+              </w:rPr>
+            </w:pPr>
+            <w:r>
+              <w:rPr>
+                <w:rFonts w:ascii="Tahoma" w:hAnsi="Tahoma" w:cs="Tahoma"/>
+              </w:rPr>
+              <w:t>{{</w:t>
+            </w:r>
+            <w:r>
+              <w:rPr>
+                <w:rFonts w:ascii="Tahoma" w:hAnsi="Tahoma" w:cs="Tahoma"/>
+              </w:rPr>
+              <w:t>exp</w:t>
+            </w:r>
+            <w:r>
+              <w:rPr>
+                <w:rFonts w:ascii="Tahoma" w:hAnsi="Tahoma" w:cs="Tahoma"/>
+              </w:rPr>
+              <w:t>.precio}}</w:t>
+            </w:r>
+          </w:p>
+        </w:tc>
+        <w:tc>
+          <w:tcPr>
+            <w:tcW w:w="1843" w:type="dxa"/>
+            <w:tcMar>
+              <w:top w:w="70" w:type="dxa"/>
+              <w:left w:w="0" w:type="dxa"/>
+              <w:bottom w:w="70" w:type="dxa"/>
+              <w:right w:w="140" w:type="dxa"/>
+            </w:tcMar>
+          </w:tcPr>
+          <w:p>
+            <w:pPr>
+              <w:jc w:val="right"/>
+              <w:rPr>
+                <w:rFonts w:ascii="Tahoma" w:hAnsi="Tahoma" w:cs="Tahoma"/>
                 <w:u w:val="single"/>
               </w:rPr>
             </w:pPr>
@@ -1613,8 +1446,6 @@
               </w:rPr>
               <w:t>{{</w:t>
             </w:r>
-            <w:proofErr w:type="spellStart"/>
-            <w:proofErr w:type="gramStart"/>
             <w:r>
               <w:rPr>
                 <w:rFonts w:ascii="Tahoma" w:hAnsi="Tahoma" w:cs="Tahoma"/>
@@ -1625,163 +1456,7 @@
               <w:rPr>
                 <w:rFonts w:ascii="Tahoma" w:hAnsi="Tahoma" w:cs="Tahoma"/>
               </w:rPr>
-              <w:t>.</w:t>
-            </w:r>
-            <w:r>
-              <w:rPr>
-                <w:rFonts w:ascii="Tahoma" w:hAnsi="Tahoma" w:cs="Tahoma"/>
-              </w:rPr>
-              <w:t>cantidad</w:t>
-            </w:r>
-            <w:proofErr w:type="spellEnd"/>
-            <w:proofErr w:type="gramEnd"/>
-            <w:r>
-              <w:rPr>
-                <w:rFonts w:ascii="Tahoma" w:hAnsi="Tahoma" w:cs="Tahoma"/>
-              </w:rPr>
-              <w:t>}}</w:t>
-            </w:r>
-          </w:p>
-        </w:tc>
-        <w:tc>
-          <w:tcPr>
-            <w:tcW w:w="1276" w:type="dxa"/>
-            <w:tcMar>
-              <w:top w:w="70" w:type="dxa"/>
-              <w:left w:w="0" w:type="dxa"/>
-              <w:bottom w:w="70" w:type="dxa"/>
-              <w:right w:w="140" w:type="dxa"/>
-            </w:tcMar>
-          </w:tcPr>
-          <w:p>
-            <w:pPr>
-              <w:jc w:val="center"/>
-              <w:rPr>
-                <w:rFonts w:ascii="Tahoma" w:hAnsi="Tahoma" w:cs="Tahoma"/>
-              </w:rPr>
-            </w:pPr>
-            <w:r>
-              <w:rPr>
-                <w:rFonts w:ascii="Tahoma" w:hAnsi="Tahoma" w:cs="Tahoma"/>
-              </w:rPr>
-              <w:t>{{</w:t>
-            </w:r>
-            <w:proofErr w:type="spellStart"/>
-            <w:proofErr w:type="gramStart"/>
-            <w:r>
-              <w:rPr>
-                <w:rFonts w:ascii="Tahoma" w:hAnsi="Tahoma" w:cs="Tahoma"/>
-              </w:rPr>
-              <w:t>exp</w:t>
-            </w:r>
-            <w:r>
-              <w:rPr>
-                <w:rFonts w:ascii="Tahoma" w:hAnsi="Tahoma" w:cs="Tahoma"/>
-              </w:rPr>
-              <w:t>.unidad</w:t>
-            </w:r>
-            <w:proofErr w:type="spellEnd"/>
-            <w:proofErr w:type="gramEnd"/>
-            <w:r>
-              <w:rPr>
-                <w:rFonts w:ascii="Tahoma" w:hAnsi="Tahoma" w:cs="Tahoma"/>
-              </w:rPr>
-              <w:t>}}</w:t>
-            </w:r>
-          </w:p>
-        </w:tc>
-        <w:tc>
-          <w:tcPr>
-            <w:tcW w:w="1701" w:type="dxa"/>
-            <w:tcMar>
-              <w:top w:w="70" w:type="dxa"/>
-              <w:left w:w="0" w:type="dxa"/>
-              <w:bottom w:w="70" w:type="dxa"/>
-              <w:right w:w="140" w:type="dxa"/>
-            </w:tcMar>
-          </w:tcPr>
-          <w:p>
-            <w:pPr>
-              <w:jc w:val="right"/>
-              <w:rPr>
-                <w:rFonts w:ascii="Tahoma" w:hAnsi="Tahoma" w:cs="Tahoma"/>
-              </w:rPr>
-            </w:pPr>
-            <w:r>
-              <w:rPr>
-                <w:rFonts w:ascii="Tahoma" w:hAnsi="Tahoma" w:cs="Tahoma"/>
-              </w:rPr>
-              <w:t>{{</w:t>
-            </w:r>
-            <w:proofErr w:type="spellStart"/>
-            <w:proofErr w:type="gramStart"/>
-            <w:r>
-              <w:rPr>
-                <w:rFonts w:ascii="Tahoma" w:hAnsi="Tahoma" w:cs="Tahoma"/>
-              </w:rPr>
-              <w:t>exp</w:t>
-            </w:r>
-            <w:r>
-              <w:rPr>
-                <w:rFonts w:ascii="Tahoma" w:hAnsi="Tahoma" w:cs="Tahoma"/>
-              </w:rPr>
-              <w:t>.precio</w:t>
-            </w:r>
-            <w:proofErr w:type="spellEnd"/>
-            <w:proofErr w:type="gramEnd"/>
-            <w:r>
-              <w:rPr>
-                <w:rFonts w:ascii="Tahoma" w:hAnsi="Tahoma" w:cs="Tahoma"/>
-              </w:rPr>
-              <w:t>}}</w:t>
-            </w:r>
-          </w:p>
-        </w:tc>
-        <w:tc>
-          <w:tcPr>
-            <w:tcW w:w="1843" w:type="dxa"/>
-            <w:tcMar>
-              <w:top w:w="70" w:type="dxa"/>
-              <w:left w:w="0" w:type="dxa"/>
-              <w:bottom w:w="70" w:type="dxa"/>
-              <w:right w:w="140" w:type="dxa"/>
-            </w:tcMar>
-          </w:tcPr>
-          <w:p>
-            <w:pPr>
-              <w:jc w:val="right"/>
-              <w:rPr>
-                <w:rFonts w:ascii="Tahoma" w:hAnsi="Tahoma" w:cs="Tahoma"/>
-                <w:u w:val="single"/>
-              </w:rPr>
-            </w:pPr>
-            <w:r>
-              <w:rPr>
-                <w:rFonts w:ascii="Tahoma" w:hAnsi="Tahoma" w:cs="Tahoma"/>
-              </w:rPr>
-              <w:t>{{</w:t>
-            </w:r>
-            <w:proofErr w:type="spellStart"/>
-            <w:proofErr w:type="gramStart"/>
-            <w:r>
-              <w:rPr>
-                <w:rFonts w:ascii="Tahoma" w:hAnsi="Tahoma" w:cs="Tahoma"/>
-              </w:rPr>
-              <w:t>exp</w:t>
-            </w:r>
-            <w:r>
-              <w:rPr>
-                <w:rFonts w:ascii="Tahoma" w:hAnsi="Tahoma" w:cs="Tahoma"/>
-              </w:rPr>
-              <w:t>.importe</w:t>
-            </w:r>
-            <w:proofErr w:type="spellEnd"/>
-            <w:proofErr w:type="gramEnd"/>
-            <w:r>
-              <w:rPr>
-                <w:rFonts w:ascii="Tahoma" w:hAnsi="Tahoma" w:cs="Tahoma"/>
-              </w:rPr>
-              <w:t>}}</w:t>
+              <w:t>.importe}}</w:t>
             </w:r>
           </w:p>
         </w:tc>
@@ -1902,43 +1577,7 @@
                 <w:i/>
                 <w:iCs/>
               </w:rPr>
-              <w:t>{%</w:t>
-            </w:r>
-            <w:proofErr w:type="spellStart"/>
-            <w:r>
-              <w:rPr>
-                <w:rFonts w:ascii="Tahoma" w:hAnsi="Tahoma" w:cs="Tahoma"/>
-                <w:i/>
-                <w:iCs/>
-              </w:rPr>
-              <w:t>tr</w:t>
-            </w:r>
-            <w:proofErr w:type="spellEnd"/>
-            <w:r>
-              <w:rPr>
-                <w:rFonts w:ascii="Tahoma" w:hAnsi="Tahoma" w:cs="Tahoma"/>
-                <w:i/>
-                <w:iCs/>
-              </w:rPr>
-              <w:t xml:space="preserve"> </w:t>
-            </w:r>
-            <w:proofErr w:type="spellStart"/>
-            <w:r>
-              <w:rPr>
-                <w:rFonts w:ascii="Tahoma" w:hAnsi="Tahoma" w:cs="Tahoma"/>
-                <w:i/>
-                <w:iCs/>
-              </w:rPr>
-              <w:t>endfor</w:t>
-            </w:r>
-            <w:proofErr w:type="spellEnd"/>
-            <w:r>
-              <w:rPr>
-                <w:rFonts w:ascii="Tahoma" w:hAnsi="Tahoma" w:cs="Tahoma"/>
-                <w:i/>
-                <w:iCs/>
-              </w:rPr>
-              <w:t xml:space="preserve"> %}</w:t>
+              <w:t>{%tr endfor %}</w:t>
             </w:r>
           </w:p>
           <w:p>
@@ -1967,15 +1606,7 @@
         <w:spacing w:before="240" w:after="90"/>
       </w:pPr>
       <w:r>
-        <w:t xml:space="preserve">{%p </w:t>
-      </w:r>
-      <w:proofErr w:type="spellStart"/>
-      <w:r>
-        <w:t>endif</w:t>
-      </w:r>
-      <w:proofErr w:type="spellEnd"/>
-      <w:r>
-        <w:t xml:space="preserve"> %}</w:t>
+        <w:t>{%p endif %}</w:t>
       </w:r>
     </w:p>
     <w:p>
@@ -2058,21 +1689,7 @@
               <w:rPr>
                 <w:rFonts w:ascii="Tahoma" w:hAnsi="Tahoma" w:cs="Tahoma"/>
               </w:rPr>
-              <w:t>{{</w:t>
-            </w:r>
-            <w:proofErr w:type="spellStart"/>
-            <w:r>
-              <w:rPr>
-                <w:rFonts w:ascii="Tahoma" w:hAnsi="Tahoma" w:cs="Tahoma"/>
-              </w:rPr>
-              <w:t>iva</w:t>
-            </w:r>
-            <w:proofErr w:type="spellEnd"/>
-            <w:r>
-              <w:rPr>
-                <w:rFonts w:ascii="Tahoma" w:hAnsi="Tahoma" w:cs="Tahoma"/>
-              </w:rPr>
-              <w:t>}}</w:t>
+              <w:t>{{iva}}</w:t>
             </w:r>
           </w:p>
         </w:tc>
@@ -2102,44 +1719,14 @@
               <w:rPr>
                 <w:rFonts w:ascii="Tahoma" w:hAnsi="Tahoma" w:cs="Tahoma"/>
               </w:rPr>
-              <w:t>{%</w:t>
-            </w:r>
-            <w:proofErr w:type="spellStart"/>
-            <w:r>
-              <w:rPr>
-                <w:rFonts w:ascii="Tahoma" w:hAnsi="Tahoma" w:cs="Tahoma"/>
-              </w:rPr>
-              <w:t>tr</w:t>
-            </w:r>
-            <w:proofErr w:type="spellEnd"/>
-            <w:r>
-              <w:rPr>
-                <w:rFonts w:ascii="Tahoma" w:hAnsi="Tahoma" w:cs="Tahoma"/>
-              </w:rPr>
-              <w:t xml:space="preserve"> </w:t>
-            </w:r>
-            <w:proofErr w:type="spellStart"/>
-            <w:r>
-              <w:rPr>
-                <w:rFonts w:ascii="Tahoma" w:hAnsi="Tahoma" w:cs="Tahoma"/>
-              </w:rPr>
-              <w:t>if</w:t>
-            </w:r>
-            <w:proofErr w:type="spellEnd"/>
-            <w:r>
-              <w:rPr>
-                <w:rFonts w:ascii="Tahoma" w:hAnsi="Tahoma" w:cs="Tahoma"/>
-              </w:rPr>
-              <w:t xml:space="preserve"> </w:t>
-            </w:r>
-            <w:proofErr w:type="spellStart"/>
+              <w:t xml:space="preserve">{%tr if </w:t>
+            </w:r>
             <w:r>
               <w:rPr>
                 <w:rFonts w:ascii="Tahoma" w:hAnsi="Tahoma" w:cs="Tahoma"/>
               </w:rPr>
               <w:t>has_discount</w:t>
             </w:r>
-            <w:proofErr w:type="spellEnd"/>
             <w:r>
               <w:rPr>
                 <w:rFonts w:ascii="Tahoma" w:hAnsi="Tahoma" w:cs="Tahoma"/>
@@ -2274,43 +1861,7 @@
                 <w:sz w:val="22"/>
                 <w:szCs w:val="22"/>
               </w:rPr>
-              <w:t>{%</w:t>
-            </w:r>
-            <w:proofErr w:type="spellStart"/>
-            <w:r>
-              <w:rPr>
-                <w:rFonts w:ascii="Tahoma" w:hAnsi="Tahoma" w:cs="Tahoma"/>
-                <w:sz w:val="22"/>
-                <w:szCs w:val="22"/>
-              </w:rPr>
-              <w:t>tr</w:t>
-            </w:r>
-            <w:proofErr w:type="spellEnd"/>
-            <w:r>
-              <w:rPr>
-                <w:rFonts w:ascii="Tahoma" w:hAnsi="Tahoma" w:cs="Tahoma"/>
-                <w:sz w:val="22"/>
-                <w:szCs w:val="22"/>
-              </w:rPr>
-              <w:t xml:space="preserve"> </w:t>
-            </w:r>
-            <w:proofErr w:type="spellStart"/>
-            <w:r>
-              <w:rPr>
-                <w:rFonts w:ascii="Tahoma" w:hAnsi="Tahoma" w:cs="Tahoma"/>
-                <w:sz w:val="22"/>
-                <w:szCs w:val="22"/>
-              </w:rPr>
-              <w:t>endif</w:t>
-            </w:r>
-            <w:proofErr w:type="spellEnd"/>
-            <w:r>
-              <w:rPr>
-                <w:rFonts w:ascii="Tahoma" w:hAnsi="Tahoma" w:cs="Tahoma"/>
-                <w:sz w:val="22"/>
-                <w:szCs w:val="22"/>
-              </w:rPr>
-              <w:t>%}</w:t>
+              <w:t>{%tr endif%}</w:t>
             </w:r>
           </w:p>
         </w:tc>
@@ -2708,21 +2259,7 @@
               <w:rPr>
                 <w:rFonts w:ascii="Tahoma" w:hAnsi="Tahoma" w:cs="Tahoma"/>
               </w:rPr>
-              <w:t>{{</w:t>
-            </w:r>
-            <w:proofErr w:type="spellStart"/>
-            <w:r>
-              <w:rPr>
-                <w:rFonts w:ascii="Tahoma" w:hAnsi="Tahoma" w:cs="Tahoma"/>
-              </w:rPr>
-              <w:t>forma_de_pago</w:t>
-            </w:r>
-            <w:proofErr w:type="spellEnd"/>
-            <w:r>
-              <w:rPr>
-                <w:rFonts w:ascii="Tahoma" w:hAnsi="Tahoma" w:cs="Tahoma"/>
-              </w:rPr>
-              <w:t>}}</w:t>
+              <w:t>{{forma_de_pago}}</w:t>
             </w:r>
           </w:p>
         </w:tc>
@@ -2768,21 +2305,7 @@
               <w:rPr>
                 <w:rFonts w:ascii="Tahoma" w:hAnsi="Tahoma" w:cs="Tahoma"/>
               </w:rPr>
-              <w:t>{{</w:t>
-            </w:r>
-            <w:proofErr w:type="spellStart"/>
-            <w:r>
-              <w:rPr>
-                <w:rFonts w:ascii="Tahoma" w:hAnsi="Tahoma" w:cs="Tahoma"/>
-              </w:rPr>
-              <w:t>tiempo_entrega</w:t>
-            </w:r>
-            <w:proofErr w:type="spellEnd"/>
-            <w:r>
-              <w:rPr>
-                <w:rFonts w:ascii="Tahoma" w:hAnsi="Tahoma" w:cs="Tahoma"/>
-              </w:rPr>
-              <w:t>}} días.</w:t>
+              <w:t>{{tiempo_entrega}} días.</w:t>
             </w:r>
           </w:p>
         </w:tc>
@@ -2909,29 +2432,7 @@
           <w:sz w:val="19"/>
           <w:szCs w:val="19"/>
         </w:rPr>
-        <w:t xml:space="preserve">{%p </w:t>
-      </w:r>
-      <w:proofErr w:type="spellStart"/>
-      <w:r>
-        <w:rPr>
-          <w:rFonts w:ascii="Tahoma" w:hAnsi="Tahoma" w:cs="Tahoma"/>
-          <w:b/>
-          <w:bCs/>
-          <w:sz w:val="19"/>
-          <w:szCs w:val="19"/>
-        </w:rPr>
-        <w:t>if</w:t>
-      </w:r>
-      <w:proofErr w:type="spellEnd"/>
-      <w:r>
-        <w:rPr>
-          <w:rFonts w:ascii="Tahoma" w:hAnsi="Tahoma" w:cs="Tahoma"/>
-          <w:b/>
-          <w:bCs/>
-          <w:sz w:val="19"/>
-          <w:szCs w:val="19"/>
-        </w:rPr>
-        <w:t xml:space="preserve"> notas %}</w:t>
+        <w:t>{%p if notas %}</w:t>
       </w:r>
     </w:p>
     <w:p>
@@ -2993,29 +2494,7 @@
           <w:sz w:val="19"/>
           <w:szCs w:val="19"/>
         </w:rPr>
-        <w:t xml:space="preserve">{%p </w:t>
-      </w:r>
-      <w:proofErr w:type="spellStart"/>
-      <w:r>
-        <w:rPr>
-          <w:rFonts w:ascii="Tahoma" w:hAnsi="Tahoma" w:cs="Tahoma"/>
-          <w:b/>
-          <w:bCs/>
-          <w:sz w:val="19"/>
-          <w:szCs w:val="19"/>
-        </w:rPr>
-        <w:t>endif</w:t>
-      </w:r>
-      <w:proofErr w:type="spellEnd"/>
-      <w:r>
-        <w:rPr>
-          <w:rFonts w:ascii="Tahoma" w:hAnsi="Tahoma" w:cs="Tahoma"/>
-          <w:b/>
-          <w:bCs/>
-          <w:sz w:val="19"/>
-          <w:szCs w:val="19"/>
-        </w:rPr>
-        <w:t xml:space="preserve"> %}</w:t>
+        <w:t>{%p endif %}</w:t>
       </w:r>
     </w:p>
     <w:p>
@@ -3064,21 +2543,7 @@
         <w:rPr>
           <w:rFonts w:ascii="Tahoma" w:hAnsi="Tahoma" w:cs="Tahoma"/>
         </w:rPr>
-        <w:t xml:space="preserve">{{cargo}} – </w:t>
-      </w:r>
-      <w:proofErr w:type="spellStart"/>
-      <w:r>
-        <w:rPr>
-          <w:rFonts w:ascii="Tahoma" w:hAnsi="Tahoma" w:cs="Tahoma"/>
-        </w:rPr>
-        <w:t>Proios</w:t>
-      </w:r>
-      <w:proofErr w:type="spellEnd"/>
-      <w:r>
-        <w:rPr>
-          <w:rFonts w:ascii="Tahoma" w:hAnsi="Tahoma" w:cs="Tahoma"/>
-        </w:rPr>
-        <w:t xml:space="preserve"> S.A.</w:t>
+        <w:t>{{cargo}} – Proios S.A.</w:t>
       </w:r>
     </w:p>
     <w:p>
@@ -3093,21 +2558,7 @@
         <w:rPr>
           <w:rFonts w:ascii="Tahoma" w:hAnsi="Tahoma" w:cs="Tahoma"/>
         </w:rPr>
-        <w:t>{{</w:t>
-      </w:r>
-      <w:proofErr w:type="spellStart"/>
-      <w:r>
-        <w:rPr>
-          <w:rFonts w:ascii="Tahoma" w:hAnsi="Tahoma" w:cs="Tahoma"/>
-        </w:rPr>
-        <w:t>firmante_email</w:t>
-      </w:r>
-      <w:proofErr w:type="spellEnd"/>
-      <w:r>
-        <w:rPr>
-          <w:rFonts w:ascii="Tahoma" w:hAnsi="Tahoma" w:cs="Tahoma"/>
-        </w:rPr>
-        <w:t>}}</w:t>
+        <w:t>{{firmante_email}}</w:t>
       </w:r>
     </w:p>
     <w:p/>
@@ -3158,23 +2609,7 @@
         <w:sz w:val="14"/>
         <w:szCs w:val="14"/>
       </w:rPr>
-      <w:t>Proios S.A. · Comodoro Pedro Zanni 351, 5.º Piso – 503 LN, Buenos Aires (C1104</w:t>
-    </w:r>
-    <w:proofErr w:type="gramStart"/>
-    <w:r>
-      <w:rPr>
-        <w:sz w:val="14"/>
-        <w:szCs w:val="14"/>
-      </w:rPr>
-      <w:t>AAH)  ·</w:t>
-    </w:r>
-    <w:proofErr w:type="gramEnd"/>
-    <w:r>
-      <w:rPr>
-        <w:sz w:val="14"/>
-        <w:szCs w:val="14"/>
-      </w:rPr>
-      <w:t xml:space="preserve">  info@proios.com  ·  www.proios.com</w:t>
+      <w:t>Proios S.A. · Comodoro Pedro Zanni 351, 5.º Piso – 503 LN, Buenos Aires (C1104AAH)  ·  info@proios.com  ·  www.proios.com</w:t>
     </w:r>
     <w:r>
       <w:rPr>
